--- a/tasks/finalpool/fetch-howtocook-catering-budget-excel-gcal-word/groundtruth_workspace/Catering_Proposal.docx
+++ b/tasks/finalpool/fetch-howtocook-catering-budget-excel-gcal-word/groundtruth_workspace/Catering_Proposal.docx
@@ -94,22 +94,22 @@
     </w:p>
     <w:p>
       <w:r>
-        <w:t>Day 1 Total: 2,700 CNY</w:t>
+        <w:t>Day 1 Total: 2,539.20 CNY</w:t>
       </w:r>
     </w:p>
     <w:p>
       <w:r>
-        <w:t>Day 2 Total: 3,440 CNY</w:t>
+        <w:t>Day 2 Total: 3,368.40 CNY</w:t>
       </w:r>
     </w:p>
     <w:p>
       <w:r>
-        <w:t>Day 3 Total: 1,687 CNY</w:t>
+        <w:t>Day 3 Total: 1,582 CNY</w:t>
       </w:r>
     </w:p>
     <w:p>
       <w:r>
-        <w:t>Grand Total: 7,827 CNY</w:t>
+        <w:t>Grand Total: 7,489.60 CNY</w:t>
       </w:r>
     </w:p>
     <w:p>
@@ -122,7 +122,7 @@
     </w:p>
     <w:p>
       <w:r>
-        <w:t>Bulk discounts of 10% for 50kg+ and 15% for 100kg+ per ingredient were applied where eligible. Aggregate pork belly orders across all meals totaled approximately 86kg, qualifying for the 10% discount tier.</w:t>
+        <w:t>Bulk discounts of 10% for 50kg+ and 15% for 100kg+ per ingredient were applied where eligible. Pork Belly aggregated to 86 kg (10% discount applied), Rice aggregated to 56 kg (10% discount applied).</w:t>
       </w:r>
     </w:p>
     <w:sectPr>
